--- a/dosyalar/calisma-kagitlari/7-sinif/arapca-7-2-calisma-kagidi.docx
+++ b/dosyalar/calisma-kagitlari/7-sinif/arapca-7-2-calisma-kagidi.docx
@@ -494,7 +494,7 @@
                 <w:szCs w:val="28"/>
                 <w:rtl/>
               </w:rPr>
-              <w:t xml:space="preserve">اَلشِّتَاءُ</w:t>
+              <w:t xml:space="preserve">اَلشِّتَاءُ</w:t>
             </w:r>
           </w:p>
         </w:tc>
@@ -664,7 +664,7 @@
                 <w:szCs w:val="28"/>
                 <w:rtl/>
               </w:rPr>
-              <w:t xml:space="preserve">اَلصَّيْفُ</w:t>
+              <w:t xml:space="preserve">اَلصَّيْفُ</w:t>
             </w:r>
           </w:p>
         </w:tc>
@@ -834,7 +834,7 @@
                 <w:szCs w:val="28"/>
                 <w:rtl/>
               </w:rPr>
-              <w:t xml:space="preserve">اَلرَّبِيعُ</w:t>
+              <w:t xml:space="preserve">اَلرَّبِيعُ</w:t>
             </w:r>
           </w:p>
         </w:tc>
@@ -1004,7 +1004,7 @@
                 <w:szCs w:val="28"/>
                 <w:rtl/>
               </w:rPr>
-              <w:t xml:space="preserve">اَلْخَرِيفُ</w:t>
+              <w:t xml:space="preserve">اَلخَرِيفُ</w:t>
             </w:r>
           </w:p>
         </w:tc>
@@ -1174,7 +1174,7 @@
                 <w:szCs w:val="28"/>
                 <w:rtl/>
               </w:rPr>
-              <w:t xml:space="preserve">اَلْمَطَرُ</w:t>
+              <w:t xml:space="preserve">اَلمَطَرُ</w:t>
             </w:r>
           </w:p>
         </w:tc>
@@ -1344,7 +1344,7 @@
                 <w:szCs w:val="28"/>
                 <w:rtl/>
               </w:rPr>
-              <w:t xml:space="preserve">اَلثَّلْجُ</w:t>
+              <w:t xml:space="preserve">اَلثَّلْجُ</w:t>
             </w:r>
           </w:p>
         </w:tc>
@@ -1692,7 +1692,7 @@
                 <w:szCs w:val="30"/>
                 <w:rtl/>
               </w:rPr>
-              <w:t xml:space="preserve">حَارٌّ</w:t>
+              <w:t xml:space="preserve">حَارٌّ</w:t>
             </w:r>
           </w:p>
         </w:tc>
@@ -2495,7 +2495,7 @@
           <w:szCs w:val="28"/>
           <w:rtl/>
         </w:rPr>
-        <w:t xml:space="preserve">كَيْفَ الطَّقْسُ فِي الصَّيْفِ ؟</w:t>
+        <w:t xml:space="preserve">كَيْف الطَّقْسُ فِي الصَّيْفِ ؟</w:t>
       </w:r>
     </w:p>
     <w:p>
@@ -2624,7 +2624,7 @@
           <w:szCs w:val="28"/>
           <w:rtl/>
         </w:rPr>
-        <w:t xml:space="preserve">مَتَى يَنْزِلُ الثَّلْجُ ؟</w:t>
+        <w:t xml:space="preserve">مَتَى يَنْزِلُ الثَّلْجُ ؟</w:t>
       </w:r>
     </w:p>
     <w:p>
@@ -2753,7 +2753,7 @@
           <w:szCs w:val="28"/>
           <w:rtl/>
         </w:rPr>
-        <w:t xml:space="preserve">مَاذَا نَلْبَسُ فِي الشِّتَاءِ ؟</w:t>
+        <w:t xml:space="preserve">مَاذَا نَلْبَسُ فِي الشِّتَاءِ ؟</w:t>
       </w:r>
     </w:p>
     <w:p>
@@ -2882,7 +2882,7 @@
           <w:szCs w:val="28"/>
           <w:rtl/>
         </w:rPr>
-        <w:t xml:space="preserve">فِي أَيِّ فَصْلٍ تَتَفَتَّحُ الْأَزْهَارُ ؟</w:t>
+        <w:t xml:space="preserve">فِي أَيِّ فَصْلٍ تَتَفَتَّحُ الأَزْهَارُ ؟</w:t>
       </w:r>
     </w:p>
     <w:p>
@@ -3108,7 +3108,7 @@
                 <w:szCs w:val="30"/>
                 <w:rtl/>
               </w:rPr>
-              <w:t xml:space="preserve">حَارٌّ   —   بَارِدٌ   —   مُمْطِرٌ   —   مُشْمِسٌ   —   غَائِمٌ</w:t>
+              <w:t xml:space="preserve">حَارٌّ   —   بَارِدٌ   —   مُمْطِرٌ   —   مُشْمِسٌ   —   غَائِمٌ</w:t>
             </w:r>
           </w:p>
         </w:tc>
@@ -3215,7 +3215,7 @@
                 <w:szCs w:val="28"/>
                 <w:rtl/>
               </w:rPr>
-              <w:t xml:space="preserve">اَلطَّقْسُ فِي الصَّيْفِ ……………………… .</w:t>
+              <w:t xml:space="preserve">اَلطَّقْسُ فِي الصَّيْفِ ……………………… .</w:t>
             </w:r>
           </w:p>
         </w:tc>
@@ -3287,7 +3287,7 @@
                 <w:szCs w:val="28"/>
                 <w:rtl/>
               </w:rPr>
-              <w:t xml:space="preserve">اَلطَّقْسُ فِي الشِّتَاءِ ……………………… .</w:t>
+              <w:t xml:space="preserve">اَلطَّقْسُ فِي الشِّتَاءِ ……………………… .</w:t>
             </w:r>
           </w:p>
         </w:tc>
@@ -3359,7 +3359,7 @@
                 <w:szCs w:val="28"/>
                 <w:rtl/>
               </w:rPr>
-              <w:t xml:space="preserve">اَلسَّمَاءُ مَلِيئَةٌ بِالسُّحُبِ ، اَلْجَوُّ ……………………… .</w:t>
+              <w:t xml:space="preserve">اَلسَّمَاءُ مَلِيئَةٌ بِالسُّحُبِ ، اَلجَوُّ ……………………… .</w:t>
             </w:r>
           </w:p>
         </w:tc>
@@ -3431,7 +3431,7 @@
                 <w:szCs w:val="28"/>
                 <w:rtl/>
               </w:rPr>
-              <w:t xml:space="preserve">تَنْزِلُ الْأَمْطَارُ ، اَلْجَوُّ ……………………… .</w:t>
+              <w:t xml:space="preserve">تَنْزِلُ الأَمْطَارُ ، اَلجَوُّ ……………………… .</w:t>
             </w:r>
           </w:p>
         </w:tc>
@@ -3503,7 +3503,7 @@
                 <w:szCs w:val="28"/>
                 <w:rtl/>
               </w:rPr>
-              <w:t xml:space="preserve">اَلشَّمْسُ سَاطِعَةٌ ، اَلْجَوُّ ……………………… .</w:t>
+              <w:t xml:space="preserve">اَلشَّمْسُ سَاطِعَةٌ ، اَلجَوُّ ……………………… .</w:t>
             </w:r>
           </w:p>
         </w:tc>
@@ -4320,7 +4320,7 @@
                 <w:szCs w:val="30"/>
                 <w:rtl/>
               </w:rPr>
-              <w:t xml:space="preserve">اَلطَّقْسُ   —   فِي الصَّيْفِ   —   فِي الشِّتَاءِ   —   حَارٌّ   —   بَارِدٌ   —   أُحِبُّ</w:t>
+              <w:t xml:space="preserve">اَلطَّقْسُ   —   فِي الصَّيْفِ   —   فِي الشِّتَاءِ   —   حَارٌّ   —   بَارِدٌ   —   أُحِبُّ</w:t>
             </w:r>
           </w:p>
         </w:tc>
@@ -4913,7 +4913,7 @@
                 <w:szCs w:val="25"/>
                 <w:rtl/>
               </w:rPr>
-              <w:t xml:space="preserve">اَلطَّقْسُ فِي الصَّيْفِ حَارٌّ.</w:t>
+              <w:t xml:space="preserve">اَلطَّقْسُ فِي الصَّيْفِ حَارٌّ.</w:t>
             </w:r>
           </w:p>
           <w:p>
@@ -4931,7 +4931,7 @@
                 <w:szCs w:val="25"/>
                 <w:rtl/>
               </w:rPr>
-              <w:t xml:space="preserve">اَلطَّقْسُ فِي الشِّتَاءِ بَارِدٌ.</w:t>
+              <w:t xml:space="preserve">اَلطَّقْسُ فِي الشِّتَاءِ بَارِدٌ.</w:t>
             </w:r>
           </w:p>
           <w:p>
@@ -4949,7 +4949,7 @@
                 <w:szCs w:val="25"/>
                 <w:rtl/>
               </w:rPr>
-              <w:t xml:space="preserve">اَلْجَوُّ غَائِمٌ.</w:t>
+              <w:t xml:space="preserve">اَلجَوُّ غَائِمٌ.</w:t>
             </w:r>
           </w:p>
           <w:p>
@@ -4967,7 +4967,7 @@
                 <w:szCs w:val="25"/>
                 <w:rtl/>
               </w:rPr>
-              <w:t xml:space="preserve">اَلْجَوُّ مُمْطِرٌ.</w:t>
+              <w:t xml:space="preserve">اَلجَوُّ مُمْطِرٌ.</w:t>
             </w:r>
           </w:p>
           <w:p>
@@ -4985,7 +4985,7 @@
                 <w:szCs w:val="25"/>
                 <w:rtl/>
               </w:rPr>
-              <w:t xml:space="preserve">اَلْجَوُّ مُشْمِسٌ.</w:t>
+              <w:t xml:space="preserve">اَلجَوُّ مُشْمِسٌ.</w:t>
             </w:r>
           </w:p>
         </w:tc>
@@ -5048,7 +5048,7 @@
                 <w:szCs w:val="25"/>
                 <w:rtl/>
               </w:rPr>
-              <w:t xml:space="preserve">اَلْجَوُّ حَارٌّ الْيَوْمَ.</w:t>
+              <w:t xml:space="preserve">اَلجَوُّ حَارٌّ اليَوْمَ.</w:t>
             </w:r>
           </w:p>
           <w:p>
@@ -5066,7 +5066,7 @@
                 <w:szCs w:val="25"/>
                 <w:rtl/>
               </w:rPr>
-              <w:t xml:space="preserve">اَلْجَوُّ بَارِدٌ فِي الشِّتَاءِ.</w:t>
+              <w:t xml:space="preserve">اَلجَوُّ بَارِدٌ فِي الشِّتَاءِ.</w:t>
             </w:r>
           </w:p>
           <w:p>
@@ -5084,7 +5084,7 @@
                 <w:szCs w:val="25"/>
                 <w:rtl/>
               </w:rPr>
-              <w:t xml:space="preserve">تَنْزِلُ الْأَمْطَارُ.</w:t>
+              <w:t xml:space="preserve">تَنْزِلُ الأَمْطَارُ.</w:t>
             </w:r>
           </w:p>
           <w:p>
@@ -5102,7 +5102,7 @@
                 <w:szCs w:val="25"/>
                 <w:rtl/>
               </w:rPr>
-              <w:t xml:space="preserve">أُحِبُّ الرَّبِيعَ.</w:t>
+              <w:t xml:space="preserve">أُحِبُّ الرَّبِيعَ.</w:t>
             </w:r>
           </w:p>
           <w:p>
@@ -5120,7 +5120,7 @@
                 <w:szCs w:val="25"/>
                 <w:rtl/>
               </w:rPr>
-              <w:t xml:space="preserve">كَيْفَ الطَّقْسُ ؟</w:t>
+              <w:t xml:space="preserve">كَيْف الطَّقْسُ ؟</w:t>
             </w:r>
           </w:p>
         </w:tc>

--- a/dosyalar/calisma-kagitlari/7-sinif/arapca-7-2-calisma-kagidi.docx
+++ b/dosyalar/calisma-kagitlari/7-sinif/arapca-7-2-calisma-kagidi.docx
@@ -486,7 +486,7 @@
             </w:pPr>
             <w:r>
               <w:rPr>
-                <w:rFonts w:ascii="Markazi Text" w:cs="Markazi Text" w:eastAsia="Markazi Text" w:hAnsi="Markazi Text"/>
+                <w:rFonts w:ascii="Arakom" w:cs="Arakom" w:eastAsia="Arakom" w:hAnsi="Arakom"/>
                 <w:b w:val="false"/>
                 <w:bCs w:val="false"/>
                 <w:color w:val="111111"/>
@@ -656,7 +656,7 @@
             </w:pPr>
             <w:r>
               <w:rPr>
-                <w:rFonts w:ascii="Markazi Text" w:cs="Markazi Text" w:eastAsia="Markazi Text" w:hAnsi="Markazi Text"/>
+                <w:rFonts w:ascii="Arakom" w:cs="Arakom" w:eastAsia="Arakom" w:hAnsi="Arakom"/>
                 <w:b w:val="false"/>
                 <w:bCs w:val="false"/>
                 <w:color w:val="111111"/>
@@ -826,7 +826,7 @@
             </w:pPr>
             <w:r>
               <w:rPr>
-                <w:rFonts w:ascii="Markazi Text" w:cs="Markazi Text" w:eastAsia="Markazi Text" w:hAnsi="Markazi Text"/>
+                <w:rFonts w:ascii="Arakom" w:cs="Arakom" w:eastAsia="Arakom" w:hAnsi="Arakom"/>
                 <w:b w:val="false"/>
                 <w:bCs w:val="false"/>
                 <w:color w:val="111111"/>
@@ -996,7 +996,7 @@
             </w:pPr>
             <w:r>
               <w:rPr>
-                <w:rFonts w:ascii="Markazi Text" w:cs="Markazi Text" w:eastAsia="Markazi Text" w:hAnsi="Markazi Text"/>
+                <w:rFonts w:ascii="Arakom" w:cs="Arakom" w:eastAsia="Arakom" w:hAnsi="Arakom"/>
                 <w:b w:val="false"/>
                 <w:bCs w:val="false"/>
                 <w:color w:val="111111"/>
@@ -1166,7 +1166,7 @@
             </w:pPr>
             <w:r>
               <w:rPr>
-                <w:rFonts w:ascii="Markazi Text" w:cs="Markazi Text" w:eastAsia="Markazi Text" w:hAnsi="Markazi Text"/>
+                <w:rFonts w:ascii="Arakom" w:cs="Arakom" w:eastAsia="Arakom" w:hAnsi="Arakom"/>
                 <w:b w:val="false"/>
                 <w:bCs w:val="false"/>
                 <w:color w:val="111111"/>
@@ -1336,7 +1336,7 @@
             </w:pPr>
             <w:r>
               <w:rPr>
-                <w:rFonts w:ascii="Markazi Text" w:cs="Markazi Text" w:eastAsia="Markazi Text" w:hAnsi="Markazi Text"/>
+                <w:rFonts w:ascii="Arakom" w:cs="Arakom" w:eastAsia="Arakom" w:hAnsi="Arakom"/>
                 <w:b w:val="false"/>
                 <w:bCs w:val="false"/>
                 <w:color w:val="111111"/>
@@ -1684,7 +1684,7 @@
             </w:pPr>
             <w:r>
               <w:rPr>
-                <w:rFonts w:ascii="Markazi Text" w:cs="Markazi Text" w:eastAsia="Markazi Text" w:hAnsi="Markazi Text"/>
+                <w:rFonts w:ascii="Arakom" w:cs="Arakom" w:eastAsia="Arakom" w:hAnsi="Arakom"/>
                 <w:b w:val="false"/>
                 <w:bCs w:val="false"/>
                 <w:color w:val="111111"/>
@@ -1780,7 +1780,7 @@
             </w:pPr>
             <w:r>
               <w:rPr>
-                <w:rFonts w:ascii="Markazi Text" w:cs="Markazi Text" w:eastAsia="Markazi Text" w:hAnsi="Markazi Text"/>
+                <w:rFonts w:ascii="Arakom" w:cs="Arakom" w:eastAsia="Arakom" w:hAnsi="Arakom"/>
                 <w:b w:val="false"/>
                 <w:bCs w:val="false"/>
                 <w:color w:val="111111"/>
@@ -1876,7 +1876,7 @@
             </w:pPr>
             <w:r>
               <w:rPr>
-                <w:rFonts w:ascii="Markazi Text" w:cs="Markazi Text" w:eastAsia="Markazi Text" w:hAnsi="Markazi Text"/>
+                <w:rFonts w:ascii="Arakom" w:cs="Arakom" w:eastAsia="Arakom" w:hAnsi="Arakom"/>
                 <w:b w:val="false"/>
                 <w:bCs w:val="false"/>
                 <w:color w:val="111111"/>
@@ -1972,7 +1972,7 @@
             </w:pPr>
             <w:r>
               <w:rPr>
-                <w:rFonts w:ascii="Markazi Text" w:cs="Markazi Text" w:eastAsia="Markazi Text" w:hAnsi="Markazi Text"/>
+                <w:rFonts w:ascii="Arakom" w:cs="Arakom" w:eastAsia="Arakom" w:hAnsi="Arakom"/>
                 <w:b w:val="false"/>
                 <w:bCs w:val="false"/>
                 <w:color w:val="111111"/>
@@ -2068,7 +2068,7 @@
             </w:pPr>
             <w:r>
               <w:rPr>
-                <w:rFonts w:ascii="Markazi Text" w:cs="Markazi Text" w:eastAsia="Markazi Text" w:hAnsi="Markazi Text"/>
+                <w:rFonts w:ascii="Arakom" w:cs="Arakom" w:eastAsia="Arakom" w:hAnsi="Arakom"/>
                 <w:b w:val="false"/>
                 <w:bCs w:val="false"/>
                 <w:color w:val="111111"/>
@@ -2164,7 +2164,7 @@
             </w:pPr>
             <w:r>
               <w:rPr>
-                <w:rFonts w:ascii="Markazi Text" w:cs="Markazi Text" w:eastAsia="Markazi Text" w:hAnsi="Markazi Text"/>
+                <w:rFonts w:ascii="Arakom" w:cs="Arakom" w:eastAsia="Arakom" w:hAnsi="Arakom"/>
                 <w:b w:val="false"/>
                 <w:bCs w:val="false"/>
                 <w:color w:val="111111"/>
@@ -2260,7 +2260,7 @@
             </w:pPr>
             <w:r>
               <w:rPr>
-                <w:rFonts w:ascii="Markazi Text" w:cs="Markazi Text" w:eastAsia="Markazi Text" w:hAnsi="Markazi Text"/>
+                <w:rFonts w:ascii="Arakom" w:cs="Arakom" w:eastAsia="Arakom" w:hAnsi="Arakom"/>
                 <w:b w:val="false"/>
                 <w:bCs w:val="false"/>
                 <w:color w:val="111111"/>
@@ -2356,7 +2356,7 @@
             </w:pPr>
             <w:r>
               <w:rPr>
-                <w:rFonts w:ascii="Markazi Text" w:cs="Markazi Text" w:eastAsia="Markazi Text" w:hAnsi="Markazi Text"/>
+                <w:rFonts w:ascii="Arakom" w:cs="Arakom" w:eastAsia="Arakom" w:hAnsi="Arakom"/>
                 <w:b w:val="false"/>
                 <w:bCs w:val="false"/>
                 <w:color w:val="111111"/>
@@ -2487,7 +2487,7 @@
       </w:r>
       <w:r>
         <w:rPr>
-          <w:rFonts w:ascii="Markazi Text" w:cs="Markazi Text" w:eastAsia="Markazi Text" w:hAnsi="Markazi Text"/>
+          <w:rFonts w:ascii="Arakom" w:cs="Arakom" w:eastAsia="Arakom" w:hAnsi="Arakom"/>
           <w:b w:val="false"/>
           <w:bCs w:val="false"/>
           <w:color w:val="111111"/>
@@ -2519,7 +2519,7 @@
       </w:r>
       <w:r>
         <w:rPr>
-          <w:rFonts w:ascii="Markazi Text" w:cs="Markazi Text" w:eastAsia="Markazi Text" w:hAnsi="Markazi Text"/>
+          <w:rFonts w:ascii="Arakom" w:cs="Arakom" w:eastAsia="Arakom" w:hAnsi="Arakom"/>
           <w:b w:val="false"/>
           <w:bCs w:val="false"/>
           <w:color w:val="111111"/>
@@ -2551,7 +2551,7 @@
       </w:r>
       <w:r>
         <w:rPr>
-          <w:rFonts w:ascii="Markazi Text" w:cs="Markazi Text" w:eastAsia="Markazi Text" w:hAnsi="Markazi Text"/>
+          <w:rFonts w:ascii="Arakom" w:cs="Arakom" w:eastAsia="Arakom" w:hAnsi="Arakom"/>
           <w:b w:val="false"/>
           <w:bCs w:val="false"/>
           <w:color w:val="111111"/>
@@ -2583,7 +2583,7 @@
       </w:r>
       <w:r>
         <w:rPr>
-          <w:rFonts w:ascii="Markazi Text" w:cs="Markazi Text" w:eastAsia="Markazi Text" w:hAnsi="Markazi Text"/>
+          <w:rFonts w:ascii="Arakom" w:cs="Arakom" w:eastAsia="Arakom" w:hAnsi="Arakom"/>
           <w:b w:val="false"/>
           <w:bCs w:val="false"/>
           <w:color w:val="111111"/>
@@ -2616,7 +2616,7 @@
       </w:r>
       <w:r>
         <w:rPr>
-          <w:rFonts w:ascii="Markazi Text" w:cs="Markazi Text" w:eastAsia="Markazi Text" w:hAnsi="Markazi Text"/>
+          <w:rFonts w:ascii="Arakom" w:cs="Arakom" w:eastAsia="Arakom" w:hAnsi="Arakom"/>
           <w:b w:val="false"/>
           <w:bCs w:val="false"/>
           <w:color w:val="111111"/>
@@ -2648,7 +2648,7 @@
       </w:r>
       <w:r>
         <w:rPr>
-          <w:rFonts w:ascii="Markazi Text" w:cs="Markazi Text" w:eastAsia="Markazi Text" w:hAnsi="Markazi Text"/>
+          <w:rFonts w:ascii="Arakom" w:cs="Arakom" w:eastAsia="Arakom" w:hAnsi="Arakom"/>
           <w:b w:val="false"/>
           <w:bCs w:val="false"/>
           <w:color w:val="111111"/>
@@ -2680,7 +2680,7 @@
       </w:r>
       <w:r>
         <w:rPr>
-          <w:rFonts w:ascii="Markazi Text" w:cs="Markazi Text" w:eastAsia="Markazi Text" w:hAnsi="Markazi Text"/>
+          <w:rFonts w:ascii="Arakom" w:cs="Arakom" w:eastAsia="Arakom" w:hAnsi="Arakom"/>
           <w:b w:val="false"/>
           <w:bCs w:val="false"/>
           <w:color w:val="111111"/>
@@ -2712,7 +2712,7 @@
       </w:r>
       <w:r>
         <w:rPr>
-          <w:rFonts w:ascii="Markazi Text" w:cs="Markazi Text" w:eastAsia="Markazi Text" w:hAnsi="Markazi Text"/>
+          <w:rFonts w:ascii="Arakom" w:cs="Arakom" w:eastAsia="Arakom" w:hAnsi="Arakom"/>
           <w:b w:val="false"/>
           <w:bCs w:val="false"/>
           <w:color w:val="111111"/>
@@ -2745,7 +2745,7 @@
       </w:r>
       <w:r>
         <w:rPr>
-          <w:rFonts w:ascii="Markazi Text" w:cs="Markazi Text" w:eastAsia="Markazi Text" w:hAnsi="Markazi Text"/>
+          <w:rFonts w:ascii="Arakom" w:cs="Arakom" w:eastAsia="Arakom" w:hAnsi="Arakom"/>
           <w:b w:val="false"/>
           <w:bCs w:val="false"/>
           <w:color w:val="111111"/>
@@ -2777,7 +2777,7 @@
       </w:r>
       <w:r>
         <w:rPr>
-          <w:rFonts w:ascii="Markazi Text" w:cs="Markazi Text" w:eastAsia="Markazi Text" w:hAnsi="Markazi Text"/>
+          <w:rFonts w:ascii="Arakom" w:cs="Arakom" w:eastAsia="Arakom" w:hAnsi="Arakom"/>
           <w:b w:val="false"/>
           <w:bCs w:val="false"/>
           <w:color w:val="111111"/>
@@ -2809,7 +2809,7 @@
       </w:r>
       <w:r>
         <w:rPr>
-          <w:rFonts w:ascii="Markazi Text" w:cs="Markazi Text" w:eastAsia="Markazi Text" w:hAnsi="Markazi Text"/>
+          <w:rFonts w:ascii="Arakom" w:cs="Arakom" w:eastAsia="Arakom" w:hAnsi="Arakom"/>
           <w:b w:val="false"/>
           <w:bCs w:val="false"/>
           <w:color w:val="111111"/>
@@ -2841,7 +2841,7 @@
       </w:r>
       <w:r>
         <w:rPr>
-          <w:rFonts w:ascii="Markazi Text" w:cs="Markazi Text" w:eastAsia="Markazi Text" w:hAnsi="Markazi Text"/>
+          <w:rFonts w:ascii="Arakom" w:cs="Arakom" w:eastAsia="Arakom" w:hAnsi="Arakom"/>
           <w:b w:val="false"/>
           <w:bCs w:val="false"/>
           <w:color w:val="111111"/>
@@ -2874,7 +2874,7 @@
       </w:r>
       <w:r>
         <w:rPr>
-          <w:rFonts w:ascii="Markazi Text" w:cs="Markazi Text" w:eastAsia="Markazi Text" w:hAnsi="Markazi Text"/>
+          <w:rFonts w:ascii="Arakom" w:cs="Arakom" w:eastAsia="Arakom" w:hAnsi="Arakom"/>
           <w:b w:val="false"/>
           <w:bCs w:val="false"/>
           <w:color w:val="111111"/>
@@ -2906,7 +2906,7 @@
       </w:r>
       <w:r>
         <w:rPr>
-          <w:rFonts w:ascii="Markazi Text" w:cs="Markazi Text" w:eastAsia="Markazi Text" w:hAnsi="Markazi Text"/>
+          <w:rFonts w:ascii="Arakom" w:cs="Arakom" w:eastAsia="Arakom" w:hAnsi="Arakom"/>
           <w:b w:val="false"/>
           <w:bCs w:val="false"/>
           <w:color w:val="111111"/>
@@ -2938,7 +2938,7 @@
       </w:r>
       <w:r>
         <w:rPr>
-          <w:rFonts w:ascii="Markazi Text" w:cs="Markazi Text" w:eastAsia="Markazi Text" w:hAnsi="Markazi Text"/>
+          <w:rFonts w:ascii="Arakom" w:cs="Arakom" w:eastAsia="Arakom" w:hAnsi="Arakom"/>
           <w:b w:val="false"/>
           <w:bCs w:val="false"/>
           <w:color w:val="111111"/>
@@ -2970,7 +2970,7 @@
       </w:r>
       <w:r>
         <w:rPr>
-          <w:rFonts w:ascii="Markazi Text" w:cs="Markazi Text" w:eastAsia="Markazi Text" w:hAnsi="Markazi Text"/>
+          <w:rFonts w:ascii="Arakom" w:cs="Arakom" w:eastAsia="Arakom" w:hAnsi="Arakom"/>
           <w:b w:val="false"/>
           <w:bCs w:val="false"/>
           <w:color w:val="111111"/>
@@ -3100,7 +3100,7 @@
             </w:pPr>
             <w:r>
               <w:rPr>
-                <w:rFonts w:ascii="Markazi Text" w:cs="Markazi Text" w:eastAsia="Markazi Text" w:hAnsi="Markazi Text"/>
+                <w:rFonts w:ascii="Arakom" w:cs="Arakom" w:eastAsia="Arakom" w:hAnsi="Arakom"/>
                 <w:b w:val="false"/>
                 <w:bCs w:val="false"/>
                 <w:color w:val="111111"/>
@@ -3207,7 +3207,7 @@
             </w:pPr>
             <w:r>
               <w:rPr>
-                <w:rFonts w:ascii="Markazi Text" w:cs="Markazi Text" w:eastAsia="Markazi Text" w:hAnsi="Markazi Text"/>
+                <w:rFonts w:ascii="Arakom" w:cs="Arakom" w:eastAsia="Arakom" w:hAnsi="Arakom"/>
                 <w:b w:val="false"/>
                 <w:bCs w:val="false"/>
                 <w:color w:val="111111"/>
@@ -3279,7 +3279,7 @@
             </w:pPr>
             <w:r>
               <w:rPr>
-                <w:rFonts w:ascii="Markazi Text" w:cs="Markazi Text" w:eastAsia="Markazi Text" w:hAnsi="Markazi Text"/>
+                <w:rFonts w:ascii="Arakom" w:cs="Arakom" w:eastAsia="Arakom" w:hAnsi="Arakom"/>
                 <w:b w:val="false"/>
                 <w:bCs w:val="false"/>
                 <w:color w:val="111111"/>
@@ -3351,7 +3351,7 @@
             </w:pPr>
             <w:r>
               <w:rPr>
-                <w:rFonts w:ascii="Markazi Text" w:cs="Markazi Text" w:eastAsia="Markazi Text" w:hAnsi="Markazi Text"/>
+                <w:rFonts w:ascii="Arakom" w:cs="Arakom" w:eastAsia="Arakom" w:hAnsi="Arakom"/>
                 <w:b w:val="false"/>
                 <w:bCs w:val="false"/>
                 <w:color w:val="111111"/>
@@ -3423,7 +3423,7 @@
             </w:pPr>
             <w:r>
               <w:rPr>
-                <w:rFonts w:ascii="Markazi Text" w:cs="Markazi Text" w:eastAsia="Markazi Text" w:hAnsi="Markazi Text"/>
+                <w:rFonts w:ascii="Arakom" w:cs="Arakom" w:eastAsia="Arakom" w:hAnsi="Arakom"/>
                 <w:b w:val="false"/>
                 <w:bCs w:val="false"/>
                 <w:color w:val="111111"/>
@@ -3495,7 +3495,7 @@
             </w:pPr>
             <w:r>
               <w:rPr>
-                <w:rFonts w:ascii="Markazi Text" w:cs="Markazi Text" w:eastAsia="Markazi Text" w:hAnsi="Markazi Text"/>
+                <w:rFonts w:ascii="Arakom" w:cs="Arakom" w:eastAsia="Arakom" w:hAnsi="Arakom"/>
                 <w:b w:val="false"/>
                 <w:bCs w:val="false"/>
                 <w:color w:val="111111"/>
@@ -3775,7 +3775,7 @@
             </w:pPr>
             <w:r>
               <w:rPr>
-                <w:rFonts w:ascii="Markazi Text" w:cs="Markazi Text" w:eastAsia="Markazi Text" w:hAnsi="Markazi Text"/>
+                <w:rFonts w:ascii="Arakom" w:cs="Arakom" w:eastAsia="Arakom" w:hAnsi="Arakom"/>
                 <w:b w:val="false"/>
                 <w:bCs w:val="false"/>
                 <w:color w:val="111111"/>
@@ -3871,7 +3871,7 @@
             </w:pPr>
             <w:r>
               <w:rPr>
-                <w:rFonts w:ascii="Markazi Text" w:cs="Markazi Text" w:eastAsia="Markazi Text" w:hAnsi="Markazi Text"/>
+                <w:rFonts w:ascii="Arakom" w:cs="Arakom" w:eastAsia="Arakom" w:hAnsi="Arakom"/>
                 <w:b w:val="false"/>
                 <w:bCs w:val="false"/>
                 <w:color w:val="111111"/>
@@ -3967,7 +3967,7 @@
             </w:pPr>
             <w:r>
               <w:rPr>
-                <w:rFonts w:ascii="Markazi Text" w:cs="Markazi Text" w:eastAsia="Markazi Text" w:hAnsi="Markazi Text"/>
+                <w:rFonts w:ascii="Arakom" w:cs="Arakom" w:eastAsia="Arakom" w:hAnsi="Arakom"/>
                 <w:b w:val="false"/>
                 <w:bCs w:val="false"/>
                 <w:color w:val="111111"/>
@@ -4063,7 +4063,7 @@
             </w:pPr>
             <w:r>
               <w:rPr>
-                <w:rFonts w:ascii="Markazi Text" w:cs="Markazi Text" w:eastAsia="Markazi Text" w:hAnsi="Markazi Text"/>
+                <w:rFonts w:ascii="Arakom" w:cs="Arakom" w:eastAsia="Arakom" w:hAnsi="Arakom"/>
                 <w:b w:val="false"/>
                 <w:bCs w:val="false"/>
                 <w:color w:val="111111"/>
@@ -4159,7 +4159,7 @@
             </w:pPr>
             <w:r>
               <w:rPr>
-                <w:rFonts w:ascii="Markazi Text" w:cs="Markazi Text" w:eastAsia="Markazi Text" w:hAnsi="Markazi Text"/>
+                <w:rFonts w:ascii="Arakom" w:cs="Arakom" w:eastAsia="Arakom" w:hAnsi="Arakom"/>
                 <w:b w:val="false"/>
                 <w:bCs w:val="false"/>
                 <w:color w:val="111111"/>
@@ -4312,7 +4312,7 @@
             </w:pPr>
             <w:r>
               <w:rPr>
-                <w:rFonts w:ascii="Markazi Text" w:cs="Markazi Text" w:eastAsia="Markazi Text" w:hAnsi="Markazi Text"/>
+                <w:rFonts w:ascii="Arakom" w:cs="Arakom" w:eastAsia="Arakom" w:hAnsi="Arakom"/>
                 <w:b w:val="false"/>
                 <w:bCs w:val="false"/>
                 <w:color w:val="111111"/>
@@ -4905,7 +4905,7 @@
             </w:pPr>
             <w:r>
               <w:rPr>
-                <w:rFonts w:ascii="Markazi Text" w:cs="Markazi Text" w:eastAsia="Markazi Text" w:hAnsi="Markazi Text"/>
+                <w:rFonts w:ascii="Arakom" w:cs="Arakom" w:eastAsia="Arakom" w:hAnsi="Arakom"/>
                 <w:b w:val="false"/>
                 <w:bCs w:val="false"/>
                 <w:color w:val="111111"/>
@@ -4923,7 +4923,7 @@
             </w:pPr>
             <w:r>
               <w:rPr>
-                <w:rFonts w:ascii="Markazi Text" w:cs="Markazi Text" w:eastAsia="Markazi Text" w:hAnsi="Markazi Text"/>
+                <w:rFonts w:ascii="Arakom" w:cs="Arakom" w:eastAsia="Arakom" w:hAnsi="Arakom"/>
                 <w:b w:val="false"/>
                 <w:bCs w:val="false"/>
                 <w:color w:val="111111"/>
@@ -4941,7 +4941,7 @@
             </w:pPr>
             <w:r>
               <w:rPr>
-                <w:rFonts w:ascii="Markazi Text" w:cs="Markazi Text" w:eastAsia="Markazi Text" w:hAnsi="Markazi Text"/>
+                <w:rFonts w:ascii="Arakom" w:cs="Arakom" w:eastAsia="Arakom" w:hAnsi="Arakom"/>
                 <w:b w:val="false"/>
                 <w:bCs w:val="false"/>
                 <w:color w:val="111111"/>
@@ -4959,7 +4959,7 @@
             </w:pPr>
             <w:r>
               <w:rPr>
-                <w:rFonts w:ascii="Markazi Text" w:cs="Markazi Text" w:eastAsia="Markazi Text" w:hAnsi="Markazi Text"/>
+                <w:rFonts w:ascii="Arakom" w:cs="Arakom" w:eastAsia="Arakom" w:hAnsi="Arakom"/>
                 <w:b w:val="false"/>
                 <w:bCs w:val="false"/>
                 <w:color w:val="111111"/>
@@ -4977,7 +4977,7 @@
             </w:pPr>
             <w:r>
               <w:rPr>
-                <w:rFonts w:ascii="Markazi Text" w:cs="Markazi Text" w:eastAsia="Markazi Text" w:hAnsi="Markazi Text"/>
+                <w:rFonts w:ascii="Arakom" w:cs="Arakom" w:eastAsia="Arakom" w:hAnsi="Arakom"/>
                 <w:b w:val="false"/>
                 <w:bCs w:val="false"/>
                 <w:color w:val="111111"/>
@@ -5040,7 +5040,7 @@
             </w:pPr>
             <w:r>
               <w:rPr>
-                <w:rFonts w:ascii="Markazi Text" w:cs="Markazi Text" w:eastAsia="Markazi Text" w:hAnsi="Markazi Text"/>
+                <w:rFonts w:ascii="Arakom" w:cs="Arakom" w:eastAsia="Arakom" w:hAnsi="Arakom"/>
                 <w:b w:val="false"/>
                 <w:bCs w:val="false"/>
                 <w:color w:val="111111"/>
@@ -5058,7 +5058,7 @@
             </w:pPr>
             <w:r>
               <w:rPr>
-                <w:rFonts w:ascii="Markazi Text" w:cs="Markazi Text" w:eastAsia="Markazi Text" w:hAnsi="Markazi Text"/>
+                <w:rFonts w:ascii="Arakom" w:cs="Arakom" w:eastAsia="Arakom" w:hAnsi="Arakom"/>
                 <w:b w:val="false"/>
                 <w:bCs w:val="false"/>
                 <w:color w:val="111111"/>
@@ -5076,7 +5076,7 @@
             </w:pPr>
             <w:r>
               <w:rPr>
-                <w:rFonts w:ascii="Markazi Text" w:cs="Markazi Text" w:eastAsia="Markazi Text" w:hAnsi="Markazi Text"/>
+                <w:rFonts w:ascii="Arakom" w:cs="Arakom" w:eastAsia="Arakom" w:hAnsi="Arakom"/>
                 <w:b w:val="false"/>
                 <w:bCs w:val="false"/>
                 <w:color w:val="111111"/>
@@ -5094,7 +5094,7 @@
             </w:pPr>
             <w:r>
               <w:rPr>
-                <w:rFonts w:ascii="Markazi Text" w:cs="Markazi Text" w:eastAsia="Markazi Text" w:hAnsi="Markazi Text"/>
+                <w:rFonts w:ascii="Arakom" w:cs="Arakom" w:eastAsia="Arakom" w:hAnsi="Arakom"/>
                 <w:b w:val="false"/>
                 <w:bCs w:val="false"/>
                 <w:color w:val="111111"/>
@@ -5112,7 +5112,7 @@
             </w:pPr>
             <w:r>
               <w:rPr>
-                <w:rFonts w:ascii="Markazi Text" w:cs="Markazi Text" w:eastAsia="Markazi Text" w:hAnsi="Markazi Text"/>
+                <w:rFonts w:ascii="Arakom" w:cs="Arakom" w:eastAsia="Arakom" w:hAnsi="Arakom"/>
                 <w:b w:val="false"/>
                 <w:bCs w:val="false"/>
                 <w:color w:val="111111"/>
